--- a/documentation/Integrating_Repository_with_Jenkins.docx
+++ b/documentation/Integrating_Repository_with_Jenkins.docx
@@ -462,6 +462,9 @@
         <w:jc w:val="center"/>
       </w:pPr>
       <w:r>
+        <w:rPr>
+          <w:noProof/>
+        </w:rPr>
         <w:drawing>
           <wp:inline distT="0" distB="0" distL="0" distR="0" wp14:anchorId="1938B8D9" wp14:editId="32A3E320">
             <wp:extent cx="6934200" cy="4956916"/>
@@ -553,6 +556,9 @@
         <w:jc w:val="center"/>
       </w:pPr>
       <w:r>
+        <w:rPr>
+          <w:noProof/>
+        </w:rPr>
         <w:drawing>
           <wp:inline distT="0" distB="0" distL="0" distR="0" wp14:anchorId="15599F18" wp14:editId="59324470">
             <wp:extent cx="6968130" cy="1325880"/>
@@ -601,10 +607,7 @@
         <w:t xml:space="preserve">. </w:t>
       </w:r>
       <w:r>
-        <w:t>Paste</w:t>
-      </w:r>
-      <w:r>
-        <w:t xml:space="preserve"> </w:t>
+        <w:t xml:space="preserve">Paste </w:t>
       </w:r>
       <w:r>
         <w:rPr>
@@ -621,10 +624,7 @@
         <w:t xml:space="preserve"> URL</w:t>
       </w:r>
       <w:r>
-        <w:t xml:space="preserve"> </w:t>
-      </w:r>
-      <w:r>
-        <w:t xml:space="preserve">under </w:t>
+        <w:t xml:space="preserve"> under </w:t>
       </w:r>
       <w:r>
         <w:rPr>
@@ -634,10 +634,7 @@
         <w:t>Repository URL</w:t>
       </w:r>
       <w:r>
-        <w:t xml:space="preserve"> </w:t>
-      </w:r>
-      <w:r>
-        <w:t xml:space="preserve">then </w:t>
+        <w:t xml:space="preserve"> then </w:t>
       </w:r>
       <w:r>
         <w:rPr>
@@ -657,31 +654,28 @@
         <w:t>Apply</w:t>
       </w:r>
       <w:r>
+        <w:t xml:space="preserve"> button then update </w:t>
+      </w:r>
+      <w:r>
+        <w:rPr>
+          <w:b/>
+          <w:bCs/>
+        </w:rPr>
+        <w:t>Branch Specifier,</w:t>
+      </w:r>
+      <w:r>
+        <w:t xml:space="preserve"> then click </w:t>
+      </w:r>
+      <w:r>
+        <w:rPr>
+          <w:b/>
+          <w:bCs/>
+        </w:rPr>
+        <w:t>Save</w:t>
+      </w:r>
+      <w:r>
         <w:t xml:space="preserve"> button</w:t>
       </w:r>
-      <w:r>
-        <w:t xml:space="preserve"> then update </w:t>
-      </w:r>
-      <w:r>
-        <w:rPr>
-          <w:b/>
-          <w:bCs/>
-        </w:rPr>
-        <w:t>Branch Specifier,</w:t>
-      </w:r>
-      <w:r>
-        <w:t xml:space="preserve"> then click </w:t>
-      </w:r>
-      <w:r>
-        <w:rPr>
-          <w:b/>
-          <w:bCs/>
-        </w:rPr>
-        <w:t>Save</w:t>
-      </w:r>
-      <w:r>
-        <w:t xml:space="preserve"> button</w:t>
-      </w:r>
     </w:p>
     <w:p>
       <w:pPr>
@@ -689,6 +683,9 @@
         <w:jc w:val="center"/>
       </w:pPr>
       <w:r>
+        <w:rPr>
+          <w:noProof/>
+        </w:rPr>
         <w:drawing>
           <wp:inline distT="0" distB="0" distL="0" distR="0" wp14:anchorId="500A6D04" wp14:editId="45E62D2F">
             <wp:extent cx="6339840" cy="3966464"/>
@@ -1047,6 +1044,9 @@
         <w:jc w:val="center"/>
       </w:pPr>
       <w:r>
+        <w:rPr>
+          <w:noProof/>
+        </w:rPr>
         <w:drawing>
           <wp:inline distT="0" distB="0" distL="0" distR="0" wp14:anchorId="3066E357" wp14:editId="017419D2">
             <wp:extent cx="4505922" cy="1112520"/>
@@ -1544,14 +1544,7 @@
           <w:b/>
           <w:bCs/>
         </w:rPr>
-        <w:t>URL</w:t>
-      </w:r>
-      <w:r>
-        <w:rPr>
-          <w:b/>
-          <w:bCs/>
-        </w:rPr>
-        <w:t xml:space="preserve"> copied from ngrok</w:t>
+        <w:t>URL copied from ngrok</w:t>
       </w:r>
       <w:r>
         <w:t xml:space="preserve"> followed by </w:t>
@@ -1564,10 +1557,7 @@
         <w:t xml:space="preserve">/github-webhook/ </w:t>
       </w:r>
       <w:r>
-        <w:t>under</w:t>
-      </w:r>
-      <w:r>
-        <w:t xml:space="preserve"> </w:t>
+        <w:t xml:space="preserve">under </w:t>
       </w:r>
       <w:r>
         <w:rPr>
@@ -2302,6 +2292,7 @@
         <w:spacing w:after="0" w:line="276" w:lineRule="auto"/>
       </w:pPr>
       <w:r>
+        <w:lastRenderedPageBreak/>
         <w:t xml:space="preserve">After a pull request is merged into </w:t>
       </w:r>
       <w:r>
@@ -2491,6 +2482,9 @@
         <w:jc w:val="center"/>
       </w:pPr>
       <w:r>
+        <w:rPr>
+          <w:noProof/>
+        </w:rPr>
         <w:drawing>
           <wp:inline distT="0" distB="0" distL="0" distR="0" wp14:anchorId="3570989D" wp14:editId="72B329AC">
             <wp:extent cx="2212697" cy="731520"/>
@@ -2552,6 +2546,9 @@
         <w:jc w:val="center"/>
       </w:pPr>
       <w:r>
+        <w:rPr>
+          <w:noProof/>
+        </w:rPr>
         <w:drawing>
           <wp:inline distT="0" distB="0" distL="0" distR="0" wp14:anchorId="2682AF85" wp14:editId="49A5430B">
             <wp:extent cx="2046666" cy="2453640"/>
@@ -2603,6 +2600,9 @@
         <w:jc w:val="center"/>
       </w:pPr>
       <w:r>
+        <w:rPr>
+          <w:noProof/>
+        </w:rPr>
         <w:drawing>
           <wp:inline distT="0" distB="0" distL="0" distR="0" wp14:anchorId="040C5833" wp14:editId="193F7B62">
             <wp:extent cx="5585460" cy="3275252"/>
@@ -2751,6 +2751,9 @@
         <w:jc w:val="center"/>
       </w:pPr>
       <w:r>
+        <w:rPr>
+          <w:noProof/>
+        </w:rPr>
         <w:drawing>
           <wp:inline distT="0" distB="0" distL="0" distR="0" wp14:anchorId="55667D17" wp14:editId="1C03E1DC">
             <wp:extent cx="6858000" cy="2533015"/>
@@ -2788,6 +2791,184 @@
         </w:drawing>
       </w:r>
     </w:p>
+    <w:p>
+      <w:pPr>
+        <w:pStyle w:val="Heading1"/>
+      </w:pPr>
+      <w:r>
+        <w:t>Add HTML Reporting in Jenkins Job</w:t>
+      </w:r>
+    </w:p>
+    <w:tbl>
+      <w:tblPr>
+        <w:tblStyle w:val="TableGrid"/>
+        <w:tblW w:w="0" w:type="auto"/>
+        <w:tblLook w:val="04A0" w:firstRow="1" w:lastRow="0" w:firstColumn="1" w:lastColumn="0" w:noHBand="0" w:noVBand="1"/>
+      </w:tblPr>
+      <w:tblGrid>
+        <w:gridCol w:w="10790"/>
+      </w:tblGrid>
+      <w:tr>
+        <w:tc>
+          <w:tcPr>
+            <w:tcW w:w="10790" w:type="dxa"/>
+          </w:tcPr>
+          <w:p>
+            <w:r>
+              <w:t>stage('Publish Results') {</w:t>
+            </w:r>
+          </w:p>
+          <w:p>
+            <w:r>
+              <w:t>            steps {</w:t>
+            </w:r>
+          </w:p>
+          <w:p>
+            <w:r>
+              <w:t>                publishHTML(target: [</w:t>
+            </w:r>
+          </w:p>
+          <w:p>
+            <w:r>
+              <w:t>                    reportName: 'Robot Framework Report',</w:t>
+            </w:r>
+          </w:p>
+          <w:p>
+            <w:r>
+              <w:t>                    reportDir: 'results',</w:t>
+            </w:r>
+          </w:p>
+          <w:p>
+            <w:r>
+              <w:t>                    reportFiles: 'report.html',</w:t>
+            </w:r>
+          </w:p>
+          <w:p>
+            <w:r>
+              <w:t>                    keepAll: true,</w:t>
+            </w:r>
+          </w:p>
+          <w:p>
+            <w:r>
+              <w:t>                    alwaysLinkToLastBuild: true,</w:t>
+            </w:r>
+          </w:p>
+          <w:p>
+            <w:r>
+              <w:t>                    allowMissing: false</w:t>
+            </w:r>
+          </w:p>
+          <w:p>
+            <w:r>
+              <w:t>                ])</w:t>
+            </w:r>
+          </w:p>
+          <w:p>
+            <w:r>
+              <w:t>            }</w:t>
+            </w:r>
+          </w:p>
+          <w:p>
+            <w:r>
+              <w:t>        }</w:t>
+            </w:r>
+          </w:p>
+        </w:tc>
+      </w:tr>
+      <w:tr>
+        <w:tc>
+          <w:tcPr>
+            <w:tcW w:w="10790" w:type="dxa"/>
+          </w:tcPr>
+          <w:p>
+            <w:r>
+              <w:t>post {</w:t>
+            </w:r>
+          </w:p>
+          <w:p>
+            <w:r>
+              <w:t>        always {</w:t>
+            </w:r>
+          </w:p>
+          <w:p>
+            <w:r>
+              <w:t>            archiveArtifacts artifacts: 'results/*.*', fingerprint: true</w:t>
+            </w:r>
+          </w:p>
+          <w:p>
+            <w:r>
+              <w:t>        }</w:t>
+            </w:r>
+          </w:p>
+          <w:p>
+            <w:r>
+              <w:t>    }</w:t>
+            </w:r>
+          </w:p>
+        </w:tc>
+      </w:tr>
+    </w:tbl>
+    <w:p>
+      <w:pPr>
+        <w:pStyle w:val="Heading2"/>
+      </w:pPr>
+      <w:r>
+        <w:t>Add in Run Test Stage</w:t>
+      </w:r>
+    </w:p>
+    <w:p>
+      <w:r>
+        <w:t>&lt;directory&gt; value should be the value of reportDir</w:t>
+      </w:r>
+    </w:p>
+    <w:tbl>
+      <w:tblPr>
+        <w:tblStyle w:val="TableGrid"/>
+        <w:tblW w:w="0" w:type="auto"/>
+        <w:tblLook w:val="04A0" w:firstRow="1" w:lastRow="0" w:firstColumn="1" w:lastColumn="0" w:noHBand="0" w:noVBand="1"/>
+      </w:tblPr>
+      <w:tblGrid>
+        <w:gridCol w:w="10790"/>
+      </w:tblGrid>
+      <w:tr>
+        <w:tc>
+          <w:tcPr>
+            <w:tcW w:w="10790" w:type="dxa"/>
+          </w:tcPr>
+          <w:p>
+            <w:r>
+              <w:t xml:space="preserve">--outputdir </w:t>
+            </w:r>
+            <w:r>
+              <w:t>&lt;directory&gt;</w:t>
+            </w:r>
+          </w:p>
+        </w:tc>
+      </w:tr>
+    </w:tbl>
+    <w:p/>
+    <w:p>
+      <w:pPr>
+        <w:pStyle w:val="Heading2"/>
+      </w:pPr>
+      <w:r>
+        <w:lastRenderedPageBreak/>
+        <w:t>Remember:</w:t>
+      </w:r>
+    </w:p>
+    <w:p>
+      <w:pPr>
+        <w:pStyle w:val="ListParagraph"/>
+        <w:numPr>
+          <w:ilvl w:val="0"/>
+          <w:numId w:val="1"/>
+        </w:numPr>
+      </w:pPr>
+      <w:r>
+        <w:t>Make sure HTML Publisher plugin is installed</w:t>
+      </w:r>
+    </w:p>
+    <w:p/>
     <w:p>
       <w:pPr>
         <w:spacing w:after="0" w:line="276" w:lineRule="auto"/>

--- a/documentation/Integrating_Repository_with_Jenkins.docx
+++ b/documentation/Integrating_Repository_with_Jenkins.docx
@@ -34,9 +34,11 @@
       <w:r>
         <w:t xml:space="preserve"> new file named </w:t>
       </w:r>
+      <w:proofErr w:type="spellStart"/>
       <w:r>
         <w:t>Jenkinsfile</w:t>
       </w:r>
+      <w:proofErr w:type="spellEnd"/>
     </w:p>
     <w:p>
       <w:pPr>
@@ -159,7 +161,15 @@
               <w:spacing w:line="276" w:lineRule="auto"/>
             </w:pPr>
             <w:r>
-              <w:t xml:space="preserve">                git branch: 'main', url: 'https://github.com/your-org/your-repo.git'</w:t>
+              <w:t xml:space="preserve">                git branch: 'main', url: 'https://github.com/your-org/your-</w:t>
+            </w:r>
+            <w:proofErr w:type="spellStart"/>
+            <w:r>
+              <w:t>repo.git</w:t>
+            </w:r>
+            <w:proofErr w:type="spellEnd"/>
+            <w:r>
+              <w:t>'</w:t>
             </w:r>
           </w:p>
           <w:p>
@@ -188,7 +198,15 @@
               <w:spacing w:line="276" w:lineRule="auto"/>
             </w:pPr>
             <w:r>
-              <w:t xml:space="preserve">        stage('Install Dependencies') {</w:t>
+              <w:t xml:space="preserve">        </w:t>
+            </w:r>
+            <w:proofErr w:type="gramStart"/>
+            <w:r>
+              <w:t>stage(</w:t>
+            </w:r>
+            <w:proofErr w:type="gramEnd"/>
+            <w:r>
+              <w:t>'Install Dependencies') {</w:t>
             </w:r>
           </w:p>
           <w:p>
@@ -204,7 +222,15 @@
               <w:spacing w:line="276" w:lineRule="auto"/>
             </w:pPr>
             <w:r>
-              <w:t xml:space="preserve">                sh 'pip install -r requirements.txt'</w:t>
+              <w:t xml:space="preserve">                </w:t>
+            </w:r>
+            <w:proofErr w:type="spellStart"/>
+            <w:r>
+              <w:t>sh</w:t>
+            </w:r>
+            <w:proofErr w:type="spellEnd"/>
+            <w:r>
+              <w:t xml:space="preserve"> 'pip install -r requirements.txt'</w:t>
             </w:r>
           </w:p>
           <w:p>
@@ -233,7 +259,15 @@
               <w:spacing w:line="276" w:lineRule="auto"/>
             </w:pPr>
             <w:r>
-              <w:t xml:space="preserve">        stage('Run Robot Tests') {</w:t>
+              <w:t xml:space="preserve">        </w:t>
+            </w:r>
+            <w:proofErr w:type="gramStart"/>
+            <w:r>
+              <w:t>stage(</w:t>
+            </w:r>
+            <w:proofErr w:type="gramEnd"/>
+            <w:r>
+              <w:t>'Run Robot Tests') {</w:t>
             </w:r>
           </w:p>
           <w:p>
@@ -249,7 +283,15 @@
               <w:spacing w:line="276" w:lineRule="auto"/>
             </w:pPr>
             <w:r>
-              <w:t xml:space="preserve">                sh 'robot tests/'</w:t>
+              <w:t xml:space="preserve">                </w:t>
+            </w:r>
+            <w:proofErr w:type="spellStart"/>
+            <w:r>
+              <w:t>sh</w:t>
+            </w:r>
+            <w:proofErr w:type="spellEnd"/>
+            <w:r>
+              <w:t xml:space="preserve"> 'robot tests/'</w:t>
             </w:r>
           </w:p>
           <w:p>
@@ -302,47 +344,100 @@
               <w:spacing w:line="276" w:lineRule="auto"/>
             </w:pPr>
             <w:r>
-              <w:t xml:space="preserve">            archiveArtifacts artifacts: '**/output.xml', fingerprint: true</w:t>
-            </w:r>
-          </w:p>
-          <w:p>
-            <w:pPr>
-              <w:spacing w:line="276" w:lineRule="auto"/>
-            </w:pPr>
-            <w:r>
-              <w:t xml:space="preserve">            publishHTML(target: [</w:t>
-            </w:r>
-          </w:p>
-          <w:p>
-            <w:pPr>
-              <w:spacing w:line="276" w:lineRule="auto"/>
-            </w:pPr>
-            <w:r>
-              <w:t xml:space="preserve">                reportDir: '.',</w:t>
-            </w:r>
-          </w:p>
-          <w:p>
-            <w:pPr>
-              <w:spacing w:line="276" w:lineRule="auto"/>
-            </w:pPr>
-            <w:r>
-              <w:t xml:space="preserve">                reportFiles: 'report.html, log.html',</w:t>
-            </w:r>
-          </w:p>
-          <w:p>
-            <w:pPr>
-              <w:spacing w:line="276" w:lineRule="auto"/>
-            </w:pPr>
-            <w:r>
-              <w:t xml:space="preserve">                keepAll: true,</w:t>
-            </w:r>
-          </w:p>
-          <w:p>
-            <w:pPr>
-              <w:spacing w:line="276" w:lineRule="auto"/>
-            </w:pPr>
-            <w:r>
-              <w:t xml:space="preserve">                reportName: 'Robot Framework Report'</w:t>
+              <w:t xml:space="preserve">            </w:t>
+            </w:r>
+            <w:proofErr w:type="spellStart"/>
+            <w:r>
+              <w:t>archiveArtifacts</w:t>
+            </w:r>
+            <w:proofErr w:type="spellEnd"/>
+            <w:r>
+              <w:t xml:space="preserve"> artifacts: '**/output.xml', fingerprint: true</w:t>
+            </w:r>
+          </w:p>
+          <w:p>
+            <w:pPr>
+              <w:spacing w:line="276" w:lineRule="auto"/>
+            </w:pPr>
+            <w:r>
+              <w:t xml:space="preserve">            </w:t>
+            </w:r>
+            <w:proofErr w:type="spellStart"/>
+            <w:proofErr w:type="gramStart"/>
+            <w:r>
+              <w:t>publishHTML</w:t>
+            </w:r>
+            <w:proofErr w:type="spellEnd"/>
+            <w:r>
+              <w:t>(</w:t>
+            </w:r>
+            <w:proofErr w:type="gramEnd"/>
+            <w:r>
+              <w:t>target: [</w:t>
+            </w:r>
+          </w:p>
+          <w:p>
+            <w:pPr>
+              <w:spacing w:line="276" w:lineRule="auto"/>
+            </w:pPr>
+            <w:r>
+              <w:t xml:space="preserve">                </w:t>
+            </w:r>
+            <w:proofErr w:type="spellStart"/>
+            <w:r>
+              <w:t>reportDir</w:t>
+            </w:r>
+            <w:proofErr w:type="spellEnd"/>
+            <w:r>
+              <w:t>: '.',</w:t>
+            </w:r>
+          </w:p>
+          <w:p>
+            <w:pPr>
+              <w:spacing w:line="276" w:lineRule="auto"/>
+            </w:pPr>
+            <w:r>
+              <w:t xml:space="preserve">                </w:t>
+            </w:r>
+            <w:proofErr w:type="spellStart"/>
+            <w:r>
+              <w:t>reportFiles</w:t>
+            </w:r>
+            <w:proofErr w:type="spellEnd"/>
+            <w:r>
+              <w:t>: 'report.html, log.html',</w:t>
+            </w:r>
+          </w:p>
+          <w:p>
+            <w:pPr>
+              <w:spacing w:line="276" w:lineRule="auto"/>
+            </w:pPr>
+            <w:r>
+              <w:t xml:space="preserve">                </w:t>
+            </w:r>
+            <w:proofErr w:type="spellStart"/>
+            <w:r>
+              <w:t>keepAll</w:t>
+            </w:r>
+            <w:proofErr w:type="spellEnd"/>
+            <w:r>
+              <w:t>: true,</w:t>
+            </w:r>
+          </w:p>
+          <w:p>
+            <w:pPr>
+              <w:spacing w:line="276" w:lineRule="auto"/>
+            </w:pPr>
+            <w:r>
+              <w:t xml:space="preserve">                </w:t>
+            </w:r>
+            <w:proofErr w:type="spellStart"/>
+            <w:r>
+              <w:t>reportName</w:t>
+            </w:r>
+            <w:proofErr w:type="spellEnd"/>
+            <w:r>
+              <w:t>: 'Robot Framework Report'</w:t>
             </w:r>
           </w:p>
           <w:p>
@@ -609,12 +704,21 @@
       <w:r>
         <w:t xml:space="preserve">Paste </w:t>
       </w:r>
-      <w:r>
-        <w:rPr>
-          <w:b/>
-          <w:bCs/>
-        </w:rPr>
-        <w:t>github repository</w:t>
+      <w:proofErr w:type="spellStart"/>
+      <w:r>
+        <w:rPr>
+          <w:b/>
+          <w:bCs/>
+        </w:rPr>
+        <w:t>github</w:t>
+      </w:r>
+      <w:proofErr w:type="spellEnd"/>
+      <w:r>
+        <w:rPr>
+          <w:b/>
+          <w:bCs/>
+        </w:rPr>
+        <w:t xml:space="preserve"> repository</w:t>
       </w:r>
       <w:r>
         <w:rPr>
@@ -654,7 +758,13 @@
         <w:t>Apply</w:t>
       </w:r>
       <w:r>
-        <w:t xml:space="preserve"> button then update </w:t>
+        <w:t xml:space="preserve"> </w:t>
+      </w:r>
+      <w:r>
+        <w:t>button,</w:t>
+      </w:r>
+      <w:r>
+        <w:t xml:space="preserve"> then update </w:t>
       </w:r>
       <w:r>
         <w:rPr>
@@ -762,6 +872,7 @@
       <w:r>
         <w:t xml:space="preserve">1. Go to </w:t>
       </w:r>
+      <w:proofErr w:type="spellStart"/>
       <w:r>
         <w:rPr>
           <w:b/>
@@ -769,6 +880,7 @@
         </w:rPr>
         <w:t>ngrok</w:t>
       </w:r>
+      <w:proofErr w:type="spellEnd"/>
       <w:r>
         <w:t xml:space="preserve"> site and create </w:t>
       </w:r>
@@ -794,11 +906,19 @@
         <w:t xml:space="preserve"> </w:t>
       </w:r>
       <w:hyperlink r:id="rId10" w:history="1">
+        <w:proofErr w:type="spellStart"/>
         <w:r>
           <w:rPr>
             <w:rStyle w:val="Hyperlink"/>
           </w:rPr>
-          <w:t>ngrok: AI &amp; API Gateway | Secure Tunnels &amp; Traffic</w:t>
+          <w:t>ngrok</w:t>
+        </w:r>
+        <w:proofErr w:type="spellEnd"/>
+        <w:r>
+          <w:rPr>
+            <w:rStyle w:val="Hyperlink"/>
+          </w:rPr>
+          <w:t>: AI &amp; API Gateway | Secure Tunnels &amp; Traffic</w:t>
         </w:r>
       </w:hyperlink>
     </w:p>
@@ -814,8 +934,17 @@
           <w:b/>
           <w:bCs/>
         </w:rPr>
-        <w:t>Your Authtoken</w:t>
-      </w:r>
+        <w:t xml:space="preserve">Your </w:t>
+      </w:r>
+      <w:proofErr w:type="spellStart"/>
+      <w:r>
+        <w:rPr>
+          <w:b/>
+          <w:bCs/>
+        </w:rPr>
+        <w:t>Authtoken</w:t>
+      </w:r>
+      <w:proofErr w:type="spellEnd"/>
       <w:r>
         <w:t xml:space="preserve"> then copy the token by clicking </w:t>
       </w:r>
@@ -895,6 +1024,7 @@
         <w:lastRenderedPageBreak/>
         <w:t xml:space="preserve">3. Download </w:t>
       </w:r>
+      <w:proofErr w:type="spellStart"/>
       <w:r>
         <w:rPr>
           <w:b/>
@@ -902,6 +1032,7 @@
         </w:rPr>
         <w:t>ngrok</w:t>
       </w:r>
+      <w:proofErr w:type="spellEnd"/>
       <w:r>
         <w:t xml:space="preserve"> then </w:t>
       </w:r>
@@ -932,7 +1063,21 @@
           <w:rPr>
             <w:rStyle w:val="Hyperlink"/>
           </w:rPr>
-          <w:t>Download ngrok for Windows</w:t>
+          <w:t xml:space="preserve">Download </w:t>
+        </w:r>
+        <w:proofErr w:type="spellStart"/>
+        <w:r>
+          <w:rPr>
+            <w:rStyle w:val="Hyperlink"/>
+          </w:rPr>
+          <w:t>ngrok</w:t>
+        </w:r>
+        <w:proofErr w:type="spellEnd"/>
+        <w:r>
+          <w:rPr>
+            <w:rStyle w:val="Hyperlink"/>
+          </w:rPr>
+          <w:t xml:space="preserve"> for Windows</w:t>
         </w:r>
       </w:hyperlink>
       <w:r>
@@ -1164,11 +1309,47 @@
       <w:r>
         <w:t xml:space="preserve">command: </w:t>
       </w:r>
+      <w:proofErr w:type="spellStart"/>
       <w:r>
         <w:rPr>
           <w:color w:val="4EA72E" w:themeColor="accent6"/>
         </w:rPr>
-        <w:t>ngrok config add-authtoken &lt;authtoken&gt;</w:t>
+        <w:t>ngrok</w:t>
+      </w:r>
+      <w:proofErr w:type="spellEnd"/>
+      <w:r>
+        <w:rPr>
+          <w:color w:val="4EA72E" w:themeColor="accent6"/>
+        </w:rPr>
+        <w:t xml:space="preserve"> config add-</w:t>
+      </w:r>
+      <w:proofErr w:type="spellStart"/>
+      <w:r>
+        <w:rPr>
+          <w:color w:val="4EA72E" w:themeColor="accent6"/>
+        </w:rPr>
+        <w:t>authtoken</w:t>
+      </w:r>
+      <w:proofErr w:type="spellEnd"/>
+      <w:r>
+        <w:rPr>
+          <w:color w:val="4EA72E" w:themeColor="accent6"/>
+        </w:rPr>
+        <w:t xml:space="preserve"> &lt;</w:t>
+      </w:r>
+      <w:proofErr w:type="spellStart"/>
+      <w:r>
+        <w:rPr>
+          <w:color w:val="4EA72E" w:themeColor="accent6"/>
+        </w:rPr>
+        <w:t>authtoken</w:t>
+      </w:r>
+      <w:proofErr w:type="spellEnd"/>
+      <w:r>
+        <w:rPr>
+          <w:color w:val="4EA72E" w:themeColor="accent6"/>
+        </w:rPr>
+        <w:t>&gt;</w:t>
       </w:r>
     </w:p>
     <w:p>
@@ -1235,11 +1416,19 @@
       <w:r>
         <w:t xml:space="preserve">command: </w:t>
       </w:r>
+      <w:proofErr w:type="spellStart"/>
       <w:r>
         <w:rPr>
           <w:color w:val="4EA72E" w:themeColor="accent6"/>
         </w:rPr>
-        <w:t>ngrok http 8080</w:t>
+        <w:t>ngrok</w:t>
+      </w:r>
+      <w:proofErr w:type="spellEnd"/>
+      <w:r>
+        <w:rPr>
+          <w:color w:val="4EA72E" w:themeColor="accent6"/>
+        </w:rPr>
+        <w:t xml:space="preserve"> http 8080</w:t>
       </w:r>
     </w:p>
     <w:p>
@@ -1310,7 +1499,15 @@
       </w:pPr>
       <w:r>
         <w:lastRenderedPageBreak/>
-        <w:t>Connect Github Webhook</w:t>
+        <w:t xml:space="preserve">Connect </w:t>
+      </w:r>
+      <w:proofErr w:type="spellStart"/>
+      <w:r>
+        <w:t>Github</w:t>
+      </w:r>
+      <w:proofErr w:type="spellEnd"/>
+      <w:r>
+        <w:t xml:space="preserve"> Webhook</w:t>
       </w:r>
     </w:p>
     <w:p>
@@ -1320,8 +1517,13 @@
       <w:r>
         <w:t xml:space="preserve">1. Generate new URL generated by </w:t>
       </w:r>
-      <w:r>
-        <w:t>ngrok by entering the command in CMD</w:t>
+      <w:proofErr w:type="spellStart"/>
+      <w:r>
+        <w:t>ngrok</w:t>
+      </w:r>
+      <w:proofErr w:type="spellEnd"/>
+      <w:r>
+        <w:t xml:space="preserve"> by entering the command in CMD</w:t>
       </w:r>
     </w:p>
     <w:p>
@@ -1336,7 +1538,15 @@
         <w:t>Reason:</w:t>
       </w:r>
       <w:r>
-        <w:t xml:space="preserve"> Everytime local machine restarts or started, new URL is created</w:t>
+        <w:t xml:space="preserve"> </w:t>
+      </w:r>
+      <w:proofErr w:type="spellStart"/>
+      <w:r>
+        <w:t>Everytime</w:t>
+      </w:r>
+      <w:proofErr w:type="spellEnd"/>
+      <w:r>
+        <w:t xml:space="preserve"> local machine restarts or started, new URL is created</w:t>
       </w:r>
     </w:p>
     <w:p>
@@ -1349,11 +1559,19 @@
       <w:r>
         <w:t xml:space="preserve">command: </w:t>
       </w:r>
+      <w:proofErr w:type="spellStart"/>
       <w:r>
         <w:rPr>
           <w:color w:val="4EA72E" w:themeColor="accent6"/>
         </w:rPr>
-        <w:t>ngrok http 8080</w:t>
+        <w:t>ngrok</w:t>
+      </w:r>
+      <w:proofErr w:type="spellEnd"/>
+      <w:r>
+        <w:rPr>
+          <w:color w:val="4EA72E" w:themeColor="accent6"/>
+        </w:rPr>
+        <w:t xml:space="preserve"> http 8080</w:t>
       </w:r>
     </w:p>
     <w:p>
@@ -1433,6 +1651,7 @@
       <w:r>
         <w:t xml:space="preserve">Open </w:t>
       </w:r>
+      <w:proofErr w:type="spellStart"/>
       <w:r>
         <w:rPr>
           <w:b/>
@@ -1440,6 +1659,7 @@
         </w:rPr>
         <w:t>Github</w:t>
       </w:r>
+      <w:proofErr w:type="spellEnd"/>
       <w:r>
         <w:t xml:space="preserve"> then navigate to repository</w:t>
       </w:r>
@@ -1544,8 +1764,17 @@
           <w:b/>
           <w:bCs/>
         </w:rPr>
-        <w:t>URL copied from ngrok</w:t>
-      </w:r>
+        <w:t xml:space="preserve">URL copied from </w:t>
+      </w:r>
+      <w:proofErr w:type="spellStart"/>
+      <w:r>
+        <w:rPr>
+          <w:b/>
+          <w:bCs/>
+        </w:rPr>
+        <w:t>ngrok</w:t>
+      </w:r>
+      <w:proofErr w:type="spellEnd"/>
       <w:r>
         <w:t xml:space="preserve"> followed by </w:t>
       </w:r>
@@ -1554,7 +1783,23 @@
           <w:b/>
           <w:bCs/>
         </w:rPr>
-        <w:t xml:space="preserve">/github-webhook/ </w:t>
+        <w:t>/</w:t>
+      </w:r>
+      <w:proofErr w:type="spellStart"/>
+      <w:r>
+        <w:rPr>
+          <w:b/>
+          <w:bCs/>
+        </w:rPr>
+        <w:t>github</w:t>
+      </w:r>
+      <w:proofErr w:type="spellEnd"/>
+      <w:r>
+        <w:rPr>
+          <w:b/>
+          <w:bCs/>
+        </w:rPr>
+        <w:t xml:space="preserve">-webhook/ </w:t>
       </w:r>
       <w:r>
         <w:t xml:space="preserve">under </w:t>
@@ -1587,16 +1832,26 @@
         <w:spacing w:after="0" w:line="276" w:lineRule="auto"/>
       </w:pPr>
       <w:r>
-        <w:t>Use the URL generated via ngrok</w:t>
-      </w:r>
-    </w:p>
-    <w:p>
-      <w:pPr>
-        <w:spacing w:after="0" w:line="276" w:lineRule="auto"/>
-      </w:pPr>
-      <w:r>
-        <w:t>If not using local server, no need to use ngrok</w:t>
-      </w:r>
+        <w:t xml:space="preserve">Use the URL generated via </w:t>
+      </w:r>
+      <w:proofErr w:type="spellStart"/>
+      <w:r>
+        <w:t>ngrok</w:t>
+      </w:r>
+      <w:proofErr w:type="spellEnd"/>
+    </w:p>
+    <w:p>
+      <w:pPr>
+        <w:spacing w:after="0" w:line="276" w:lineRule="auto"/>
+      </w:pPr>
+      <w:r>
+        <w:t xml:space="preserve">If not using local server, no need to use </w:t>
+      </w:r>
+      <w:proofErr w:type="spellStart"/>
+      <w:r>
+        <w:t>ngrok</w:t>
+      </w:r>
+      <w:proofErr w:type="spellEnd"/>
     </w:p>
     <w:p>
       <w:pPr>
@@ -1675,8 +1930,17 @@
           <w:b/>
           <w:bCs/>
         </w:rPr>
-        <w:t>application/json</w:t>
-      </w:r>
+        <w:t>application/</w:t>
+      </w:r>
+      <w:proofErr w:type="spellStart"/>
+      <w:r>
+        <w:rPr>
+          <w:b/>
+          <w:bCs/>
+        </w:rPr>
+        <w:t>json</w:t>
+      </w:r>
+      <w:proofErr w:type="spellEnd"/>
       <w:r>
         <w:t xml:space="preserve"> in </w:t>
       </w:r>
@@ -1752,12 +2016,21 @@
       <w:r>
         <w:t xml:space="preserve"> or </w:t>
       </w:r>
-      <w:r>
-        <w:rPr>
-          <w:b/>
-          <w:bCs/>
-        </w:rPr>
-        <w:t>Let me select individual events</w:t>
+      <w:proofErr w:type="gramStart"/>
+      <w:r>
+        <w:rPr>
+          <w:b/>
+          <w:bCs/>
+        </w:rPr>
+        <w:t>Let</w:t>
+      </w:r>
+      <w:proofErr w:type="gramEnd"/>
+      <w:r>
+        <w:rPr>
+          <w:b/>
+          <w:bCs/>
+        </w:rPr>
+        <w:t xml:space="preserve"> me select individual events</w:t>
       </w:r>
       <w:r>
         <w:t xml:space="preserve"> then select </w:t>
@@ -1978,7 +2251,15 @@
               <w:spacing w:line="276" w:lineRule="auto"/>
             </w:pPr>
             <w:r>
-              <w:t xml:space="preserve">                git branch: 'main', url: 'https://github.com/your-org/your-repo.git'</w:t>
+              <w:t xml:space="preserve">                git branch: 'main', url: 'https://github.com/your-org/your-</w:t>
+            </w:r>
+            <w:proofErr w:type="spellStart"/>
+            <w:r>
+              <w:t>repo.git</w:t>
+            </w:r>
+            <w:proofErr w:type="spellEnd"/>
+            <w:r>
+              <w:t>'</w:t>
             </w:r>
           </w:p>
           <w:p>
@@ -2008,7 +2289,15 @@
             </w:pPr>
             <w:r>
               <w:lastRenderedPageBreak/>
-              <w:t xml:space="preserve">        stage('Install Dependencies') {</w:t>
+              <w:t xml:space="preserve">        </w:t>
+            </w:r>
+            <w:proofErr w:type="gramStart"/>
+            <w:r>
+              <w:t>stage(</w:t>
+            </w:r>
+            <w:proofErr w:type="gramEnd"/>
+            <w:r>
+              <w:t>'Install Dependencies') {</w:t>
             </w:r>
           </w:p>
           <w:p>
@@ -2069,7 +2358,15 @@
               <w:spacing w:line="276" w:lineRule="auto"/>
             </w:pPr>
             <w:r>
-              <w:t xml:space="preserve">                sh 'pip install -r requirements.txt'</w:t>
+              <w:t xml:space="preserve">                </w:t>
+            </w:r>
+            <w:proofErr w:type="spellStart"/>
+            <w:r>
+              <w:t>sh</w:t>
+            </w:r>
+            <w:proofErr w:type="spellEnd"/>
+            <w:r>
+              <w:t xml:space="preserve"> 'pip install -r requirements.txt'</w:t>
             </w:r>
           </w:p>
           <w:p>
@@ -2098,7 +2395,15 @@
               <w:spacing w:line="276" w:lineRule="auto"/>
             </w:pPr>
             <w:r>
-              <w:t xml:space="preserve">        stage('Run Robot Tests') {</w:t>
+              <w:t xml:space="preserve">        </w:t>
+            </w:r>
+            <w:proofErr w:type="gramStart"/>
+            <w:r>
+              <w:t>stage(</w:t>
+            </w:r>
+            <w:proofErr w:type="gramEnd"/>
+            <w:r>
+              <w:t>'Run Robot Tests') {</w:t>
             </w:r>
           </w:p>
           <w:p>
@@ -2156,7 +2461,15 @@
               <w:spacing w:line="276" w:lineRule="auto"/>
             </w:pPr>
             <w:r>
-              <w:t xml:space="preserve">                sh 'robot tests/'</w:t>
+              <w:t xml:space="preserve">                </w:t>
+            </w:r>
+            <w:proofErr w:type="spellStart"/>
+            <w:r>
+              <w:t>sh</w:t>
+            </w:r>
+            <w:proofErr w:type="spellEnd"/>
+            <w:r>
+              <w:t xml:space="preserve"> 'robot tests/'</w:t>
             </w:r>
           </w:p>
           <w:p>
@@ -2209,47 +2522,100 @@
               <w:spacing w:line="276" w:lineRule="auto"/>
             </w:pPr>
             <w:r>
-              <w:t xml:space="preserve">            archiveArtifacts artifacts: '**/output.xml', fingerprint: true</w:t>
-            </w:r>
-          </w:p>
-          <w:p>
-            <w:pPr>
-              <w:spacing w:line="276" w:lineRule="auto"/>
-            </w:pPr>
-            <w:r>
-              <w:t xml:space="preserve">            publishHTML(target: [</w:t>
-            </w:r>
-          </w:p>
-          <w:p>
-            <w:pPr>
-              <w:spacing w:line="276" w:lineRule="auto"/>
-            </w:pPr>
-            <w:r>
-              <w:t xml:space="preserve">                reportDir: '.',</w:t>
-            </w:r>
-          </w:p>
-          <w:p>
-            <w:pPr>
-              <w:spacing w:line="276" w:lineRule="auto"/>
-            </w:pPr>
-            <w:r>
-              <w:t xml:space="preserve">                reportFiles: 'report.html, log.html',</w:t>
-            </w:r>
-          </w:p>
-          <w:p>
-            <w:pPr>
-              <w:spacing w:line="276" w:lineRule="auto"/>
-            </w:pPr>
-            <w:r>
-              <w:t xml:space="preserve">                keepAll: true,</w:t>
-            </w:r>
-          </w:p>
-          <w:p>
-            <w:pPr>
-              <w:spacing w:line="276" w:lineRule="auto"/>
-            </w:pPr>
-            <w:r>
-              <w:t xml:space="preserve">                reportName: 'Robot Framework Report'</w:t>
+              <w:t xml:space="preserve">            </w:t>
+            </w:r>
+            <w:proofErr w:type="spellStart"/>
+            <w:r>
+              <w:t>archiveArtifacts</w:t>
+            </w:r>
+            <w:proofErr w:type="spellEnd"/>
+            <w:r>
+              <w:t xml:space="preserve"> artifacts: '**/output.xml', fingerprint: true</w:t>
+            </w:r>
+          </w:p>
+          <w:p>
+            <w:pPr>
+              <w:spacing w:line="276" w:lineRule="auto"/>
+            </w:pPr>
+            <w:r>
+              <w:t xml:space="preserve">            </w:t>
+            </w:r>
+            <w:proofErr w:type="spellStart"/>
+            <w:proofErr w:type="gramStart"/>
+            <w:r>
+              <w:t>publishHTML</w:t>
+            </w:r>
+            <w:proofErr w:type="spellEnd"/>
+            <w:r>
+              <w:t>(</w:t>
+            </w:r>
+            <w:proofErr w:type="gramEnd"/>
+            <w:r>
+              <w:t>target: [</w:t>
+            </w:r>
+          </w:p>
+          <w:p>
+            <w:pPr>
+              <w:spacing w:line="276" w:lineRule="auto"/>
+            </w:pPr>
+            <w:r>
+              <w:t xml:space="preserve">                </w:t>
+            </w:r>
+            <w:proofErr w:type="spellStart"/>
+            <w:r>
+              <w:t>reportDir</w:t>
+            </w:r>
+            <w:proofErr w:type="spellEnd"/>
+            <w:r>
+              <w:t>: '.',</w:t>
+            </w:r>
+          </w:p>
+          <w:p>
+            <w:pPr>
+              <w:spacing w:line="276" w:lineRule="auto"/>
+            </w:pPr>
+            <w:r>
+              <w:t xml:space="preserve">                </w:t>
+            </w:r>
+            <w:proofErr w:type="spellStart"/>
+            <w:r>
+              <w:t>reportFiles</w:t>
+            </w:r>
+            <w:proofErr w:type="spellEnd"/>
+            <w:r>
+              <w:t>: 'report.html, log.html',</w:t>
+            </w:r>
+          </w:p>
+          <w:p>
+            <w:pPr>
+              <w:spacing w:line="276" w:lineRule="auto"/>
+            </w:pPr>
+            <w:r>
+              <w:t xml:space="preserve">                </w:t>
+            </w:r>
+            <w:proofErr w:type="spellStart"/>
+            <w:r>
+              <w:t>keepAll</w:t>
+            </w:r>
+            <w:proofErr w:type="spellEnd"/>
+            <w:r>
+              <w:t>: true,</w:t>
+            </w:r>
+          </w:p>
+          <w:p>
+            <w:pPr>
+              <w:spacing w:line="276" w:lineRule="auto"/>
+            </w:pPr>
+            <w:r>
+              <w:t xml:space="preserve">                </w:t>
+            </w:r>
+            <w:proofErr w:type="spellStart"/>
+            <w:r>
+              <w:t>reportName</w:t>
+            </w:r>
+            <w:proofErr w:type="spellEnd"/>
+            <w:r>
+              <w:t>: 'Robot Framework Report'</w:t>
             </w:r>
           </w:p>
           <w:p>
@@ -2367,7 +2733,15 @@
               <w:spacing w:line="276" w:lineRule="auto"/>
             </w:pPr>
             <w:r>
-              <w:t xml:space="preserve">    anyOf {</w:t>
+              <w:t xml:space="preserve">    </w:t>
+            </w:r>
+            <w:proofErr w:type="spellStart"/>
+            <w:r>
+              <w:t>anyOf</w:t>
+            </w:r>
+            <w:proofErr w:type="spellEnd"/>
+            <w:r>
+              <w:t xml:space="preserve"> {</w:t>
             </w:r>
           </w:p>
           <w:p>
@@ -2724,7 +3098,28 @@
               <w:spacing w:line="276" w:lineRule="auto"/>
             </w:pPr>
             <w:r>
-              <w:t xml:space="preserve">        booleanParam(name: 'HEADLESS', defaultValue: true, description: 'Run browser in headless mode')</w:t>
+              <w:t xml:space="preserve">        </w:t>
+            </w:r>
+            <w:proofErr w:type="spellStart"/>
+            <w:proofErr w:type="gramStart"/>
+            <w:r>
+              <w:t>booleanParam</w:t>
+            </w:r>
+            <w:proofErr w:type="spellEnd"/>
+            <w:r>
+              <w:t>(</w:t>
+            </w:r>
+            <w:proofErr w:type="gramEnd"/>
+            <w:r>
+              <w:t xml:space="preserve">name: 'HEADLESS', </w:t>
+            </w:r>
+            <w:proofErr w:type="spellStart"/>
+            <w:r>
+              <w:t>defaultValue</w:t>
+            </w:r>
+            <w:proofErr w:type="spellEnd"/>
+            <w:r>
+              <w:t>: true, description: 'Run browser in headless mode')</w:t>
             </w:r>
           </w:p>
           <w:p>
@@ -2741,6 +3136,7 @@
     <w:p>
       <w:pPr>
         <w:pStyle w:val="Heading2"/>
+        <w:spacing w:line="276" w:lineRule="auto"/>
       </w:pPr>
       <w:r>
         <w:t>Build with Parameter Sample</w:t>
@@ -2748,6 +3144,7 @@
     </w:p>
     <w:p>
       <w:pPr>
+        <w:spacing w:line="276" w:lineRule="auto"/>
         <w:jc w:val="center"/>
       </w:pPr>
       <w:r>
@@ -2794,6 +3191,7 @@
     <w:p>
       <w:pPr>
         <w:pStyle w:val="Heading1"/>
+        <w:spacing w:line="276" w:lineRule="auto"/>
       </w:pPr>
       <w:r>
         <w:t>Add HTML Reporting in Jenkins Job</w:t>
@@ -2814,61 +3212,163 @@
             <w:tcW w:w="10790" w:type="dxa"/>
           </w:tcPr>
           <w:p>
-            <w:r>
-              <w:t>stage('Publish Results') {</w:t>
-            </w:r>
-          </w:p>
-          <w:p>
+            <w:pPr>
+              <w:spacing w:line="276" w:lineRule="auto"/>
+            </w:pPr>
+            <w:proofErr w:type="gramStart"/>
+            <w:r>
+              <w:t>stage(</w:t>
+            </w:r>
+            <w:proofErr w:type="gramEnd"/>
+            <w:r>
+              <w:t>'Publish Results') {</w:t>
+            </w:r>
+          </w:p>
+          <w:p>
+            <w:pPr>
+              <w:spacing w:line="276" w:lineRule="auto"/>
+            </w:pPr>
             <w:r>
               <w:t>            steps {</w:t>
             </w:r>
           </w:p>
           <w:p>
-            <w:r>
-              <w:t>                publishHTML(target: [</w:t>
-            </w:r>
-          </w:p>
-          <w:p>
-            <w:r>
-              <w:t>                    reportName: 'Robot Framework Report',</w:t>
-            </w:r>
-          </w:p>
-          <w:p>
-            <w:r>
-              <w:t>                    reportDir: 'results',</w:t>
-            </w:r>
-          </w:p>
-          <w:p>
-            <w:r>
-              <w:t>                    reportFiles: 'report.html',</w:t>
-            </w:r>
-          </w:p>
-          <w:p>
-            <w:r>
-              <w:t>                    keepAll: true,</w:t>
-            </w:r>
-          </w:p>
-          <w:p>
-            <w:r>
-              <w:t>                    alwaysLinkToLastBuild: true,</w:t>
-            </w:r>
-          </w:p>
-          <w:p>
-            <w:r>
-              <w:t>                    allowMissing: false</w:t>
-            </w:r>
-          </w:p>
-          <w:p>
+            <w:pPr>
+              <w:spacing w:line="276" w:lineRule="auto"/>
+            </w:pPr>
+            <w:r>
+              <w:t xml:space="preserve">                </w:t>
+            </w:r>
+            <w:proofErr w:type="spellStart"/>
+            <w:proofErr w:type="gramStart"/>
+            <w:r>
+              <w:t>publishHTML</w:t>
+            </w:r>
+            <w:proofErr w:type="spellEnd"/>
+            <w:r>
+              <w:t>(</w:t>
+            </w:r>
+            <w:proofErr w:type="gramEnd"/>
+            <w:r>
+              <w:t>target: [</w:t>
+            </w:r>
+          </w:p>
+          <w:p>
+            <w:pPr>
+              <w:spacing w:line="276" w:lineRule="auto"/>
+            </w:pPr>
+            <w:r>
+              <w:t xml:space="preserve">                    </w:t>
+            </w:r>
+            <w:proofErr w:type="spellStart"/>
+            <w:r>
+              <w:t>reportName</w:t>
+            </w:r>
+            <w:proofErr w:type="spellEnd"/>
+            <w:r>
+              <w:t>: 'Robot Framework Report',</w:t>
+            </w:r>
+          </w:p>
+          <w:p>
+            <w:pPr>
+              <w:spacing w:line="276" w:lineRule="auto"/>
+            </w:pPr>
+            <w:r>
+              <w:t xml:space="preserve">                    </w:t>
+            </w:r>
+            <w:proofErr w:type="spellStart"/>
+            <w:r>
+              <w:t>reportDir</w:t>
+            </w:r>
+            <w:proofErr w:type="spellEnd"/>
+            <w:r>
+              <w:t>: 'results',</w:t>
+            </w:r>
+          </w:p>
+          <w:p>
+            <w:pPr>
+              <w:spacing w:line="276" w:lineRule="auto"/>
+            </w:pPr>
+            <w:r>
+              <w:t xml:space="preserve">                    </w:t>
+            </w:r>
+            <w:proofErr w:type="spellStart"/>
+            <w:r>
+              <w:t>reportFiles</w:t>
+            </w:r>
+            <w:proofErr w:type="spellEnd"/>
+            <w:r>
+              <w:t>: 'report.html',</w:t>
+            </w:r>
+          </w:p>
+          <w:p>
+            <w:pPr>
+              <w:spacing w:line="276" w:lineRule="auto"/>
+            </w:pPr>
+            <w:r>
+              <w:t xml:space="preserve">                    </w:t>
+            </w:r>
+            <w:proofErr w:type="spellStart"/>
+            <w:r>
+              <w:t>keepAll</w:t>
+            </w:r>
+            <w:proofErr w:type="spellEnd"/>
+            <w:r>
+              <w:t>: true,</w:t>
+            </w:r>
+          </w:p>
+          <w:p>
+            <w:pPr>
+              <w:spacing w:line="276" w:lineRule="auto"/>
+            </w:pPr>
+            <w:r>
+              <w:t xml:space="preserve">                    </w:t>
+            </w:r>
+            <w:proofErr w:type="spellStart"/>
+            <w:r>
+              <w:t>alwaysLinkToLastBuild</w:t>
+            </w:r>
+            <w:proofErr w:type="spellEnd"/>
+            <w:r>
+              <w:t>: true,</w:t>
+            </w:r>
+          </w:p>
+          <w:p>
+            <w:pPr>
+              <w:spacing w:line="276" w:lineRule="auto"/>
+            </w:pPr>
+            <w:r>
+              <w:t xml:space="preserve">                    </w:t>
+            </w:r>
+            <w:proofErr w:type="spellStart"/>
+            <w:r>
+              <w:t>allowMissing</w:t>
+            </w:r>
+            <w:proofErr w:type="spellEnd"/>
+            <w:r>
+              <w:t>: false</w:t>
+            </w:r>
+          </w:p>
+          <w:p>
+            <w:pPr>
+              <w:spacing w:line="276" w:lineRule="auto"/>
+            </w:pPr>
             <w:r>
               <w:t>                ])</w:t>
             </w:r>
           </w:p>
           <w:p>
+            <w:pPr>
+              <w:spacing w:line="276" w:lineRule="auto"/>
+            </w:pPr>
             <w:r>
               <w:t>            }</w:t>
             </w:r>
           </w:p>
           <w:p>
+            <w:pPr>
+              <w:spacing w:line="276" w:lineRule="auto"/>
+            </w:pPr>
             <w:r>
               <w:t>        }</w:t>
             </w:r>
@@ -2881,26 +3381,57 @@
             <w:tcW w:w="10790" w:type="dxa"/>
           </w:tcPr>
           <w:p>
+            <w:pPr>
+              <w:spacing w:line="276" w:lineRule="auto"/>
+            </w:pPr>
             <w:r>
               <w:t>post {</w:t>
             </w:r>
           </w:p>
           <w:p>
+            <w:pPr>
+              <w:spacing w:line="276" w:lineRule="auto"/>
+            </w:pPr>
             <w:r>
               <w:t>        always {</w:t>
             </w:r>
           </w:p>
           <w:p>
-            <w:r>
-              <w:t>            archiveArtifacts artifacts: 'results/*.*', fingerprint: true</w:t>
-            </w:r>
-          </w:p>
-          <w:p>
+            <w:pPr>
+              <w:spacing w:line="276" w:lineRule="auto"/>
+            </w:pPr>
+            <w:r>
+              <w:t xml:space="preserve">            </w:t>
+            </w:r>
+            <w:proofErr w:type="spellStart"/>
+            <w:r>
+              <w:t>archiveArtifacts</w:t>
+            </w:r>
+            <w:proofErr w:type="spellEnd"/>
+            <w:r>
+              <w:t xml:space="preserve"> artifacts: 'results/</w:t>
+            </w:r>
+            <w:proofErr w:type="gramStart"/>
+            <w:r>
+              <w:t>*.*</w:t>
+            </w:r>
+            <w:proofErr w:type="gramEnd"/>
+            <w:r>
+              <w:t>', fingerprint: true</w:t>
+            </w:r>
+          </w:p>
+          <w:p>
+            <w:pPr>
+              <w:spacing w:line="276" w:lineRule="auto"/>
+            </w:pPr>
             <w:r>
               <w:t>        }</w:t>
             </w:r>
           </w:p>
           <w:p>
+            <w:pPr>
+              <w:spacing w:line="276" w:lineRule="auto"/>
+            </w:pPr>
             <w:r>
               <w:t>    }</w:t>
             </w:r>
@@ -2911,15 +3442,24 @@
     <w:p>
       <w:pPr>
         <w:pStyle w:val="Heading2"/>
+        <w:spacing w:line="276" w:lineRule="auto"/>
       </w:pPr>
       <w:r>
         <w:t>Add in Run Test Stage</w:t>
       </w:r>
     </w:p>
     <w:p>
-      <w:r>
-        <w:t>&lt;directory&gt; value should be the value of reportDir</w:t>
-      </w:r>
+      <w:pPr>
+        <w:spacing w:line="276" w:lineRule="auto"/>
+      </w:pPr>
+      <w:r>
+        <w:t xml:space="preserve">&lt;directory&gt; value should be the value of </w:t>
+      </w:r>
+      <w:proofErr w:type="spellStart"/>
+      <w:r>
+        <w:t>reportDir</w:t>
+      </w:r>
+      <w:proofErr w:type="spellEnd"/>
     </w:p>
     <w:tbl>
       <w:tblPr>
@@ -2936,8 +3476,19 @@
             <w:tcW w:w="10790" w:type="dxa"/>
           </w:tcPr>
           <w:p>
-            <w:r>
-              <w:t xml:space="preserve">--outputdir </w:t>
+            <w:pPr>
+              <w:spacing w:line="276" w:lineRule="auto"/>
+            </w:pPr>
+            <w:r>
+              <w:t>--</w:t>
+            </w:r>
+            <w:proofErr w:type="spellStart"/>
+            <w:r>
+              <w:t>outputdir</w:t>
+            </w:r>
+            <w:proofErr w:type="spellEnd"/>
+            <w:r>
+              <w:t xml:space="preserve"> </w:t>
             </w:r>
             <w:r>
               <w:t>&lt;directory&gt;</w:t>
@@ -2946,13 +3497,17 @@
         </w:tc>
       </w:tr>
     </w:tbl>
-    <w:p/>
+    <w:p>
+      <w:pPr>
+        <w:spacing w:line="276" w:lineRule="auto"/>
+      </w:pPr>
+    </w:p>
     <w:p>
       <w:pPr>
         <w:pStyle w:val="Heading2"/>
-      </w:pPr>
-      <w:r>
-        <w:lastRenderedPageBreak/>
+        <w:spacing w:line="276" w:lineRule="auto"/>
+      </w:pPr>
+      <w:r>
         <w:t>Remember:</w:t>
       </w:r>
     </w:p>
@@ -2963,12 +3518,17 @@
           <w:ilvl w:val="0"/>
           <w:numId w:val="1"/>
         </w:numPr>
+        <w:spacing w:line="276" w:lineRule="auto"/>
       </w:pPr>
       <w:r>
         <w:t>Make sure HTML Publisher plugin is installed</w:t>
       </w:r>
     </w:p>
-    <w:p/>
+    <w:p>
+      <w:pPr>
+        <w:spacing w:line="276" w:lineRule="auto"/>
+      </w:pPr>
+    </w:p>
     <w:p>
       <w:pPr>
         <w:spacing w:after="0" w:line="276" w:lineRule="auto"/>
@@ -3711,6 +4271,7 @@
   <w:style w:type="character" w:default="1" w:styleId="DefaultParagraphFont">
     <w:name w:val="Default Paragraph Font"/>
     <w:uiPriority w:val="1"/>
+    <w:semiHidden/>
     <w:unhideWhenUsed/>
   </w:style>
   <w:style w:type="table" w:default="1" w:styleId="TableNormal">
